--- a/generated/docx/d2cdd343701b.docx
+++ b/generated/docx/d2cdd343701b.docx
@@ -11,69 +11,19 @@
         <w:rPr>
           <w:rtl/>
         </w:rPr>
-        <w:t xml:space="preserve">روایت</w:t>
-      </w:r>
-      <w:r>
-        <w:rPr>
-          <w:rtl/>
-        </w:rPr>
-        <w:t xml:space="preserve"> </w:t>
-      </w:r>
-      <w:r>
-        <w:rPr>
-          <w:rtl/>
-        </w:rPr>
-        <w:t xml:space="preserve">یک</w:t>
-      </w:r>
-      <w:r>
-        <w:rPr>
-          <w:rtl/>
-        </w:rPr>
-        <w:t xml:space="preserve"> </w:t>
-      </w:r>
-      <w:r>
-        <w:rPr>
-          <w:rtl/>
-        </w:rPr>
-        <w:t xml:space="preserve">حکم</w:t>
-      </w:r>
-      <w:r>
-        <w:rPr>
-          <w:rtl/>
-        </w:rPr>
-        <w:t xml:space="preserve"> </w:t>
-      </w:r>
-      <w:r>
-        <w:rPr>
-          <w:rtl/>
-        </w:rPr>
-        <w:t xml:space="preserve">بی‌سابقه</w:t>
-      </w:r>
-    </w:p>
-    <w:bookmarkStart w:id="31" w:name="Xfe2025e57f067fc52042372349fe3c35daaaaae"/>
-    <w:p>
-      <w:pPr>
-        <w:pStyle w:val="Heading1"/>
-        <w:bidi/>
-      </w:pPr>
-      <w:r>
-        <w:rPr>
-          <w:rtl/>
-        </w:rPr>
-        <w:t xml:space="preserve">سالن ضرورت جهاد تبیین | ایستگاه دوم — روایت یک حکم بی‌سابقه</w:t>
-      </w:r>
-    </w:p>
-    <w:bookmarkStart w:id="30" w:name="سازه-اقتصادی"/>
-    <w:p>
-      <w:pPr>
-        <w:pStyle w:val="Heading2"/>
-        <w:bidi/>
-      </w:pPr>
-      <w:r>
-        <w:rPr>
-          <w:rtl/>
-        </w:rPr>
-        <w:t xml:space="preserve">سازهٔ اقتصادی</w:t>
+        <w:t xml:space="preserve">سازهٔ</w:t>
+      </w:r>
+      <w:r>
+        <w:rPr>
+          <w:rtl/>
+        </w:rPr>
+        <w:t xml:space="preserve"> </w:t>
+      </w:r>
+      <w:r>
+        <w:rPr>
+          <w:rtl/>
+        </w:rPr>
+        <w:t xml:space="preserve">اقتصادی</w:t>
       </w:r>
     </w:p>
     <w:p>
@@ -1448,8 +1398,6 @@
       </w:r>
     </w:p>
     <w:bookmarkEnd w:id="29"/>
-    <w:bookmarkEnd w:id="30"/>
-    <w:bookmarkEnd w:id="31"/>
     <w:sectPr/>
   </w:body>
 </w:document>
